--- a/word_reports/LP_0155_위치_146_George Harrison_Somewhere.docx
+++ b/word_reports/LP_0155_위치_146_George Harrison_Somewhere.docx
@@ -4,7 +4,7 @@
   <w:body>
     <w:p>
       <w:pPr>
-        <w:spacing w:after="280"/>
+        <w:spacing w:after="80"/>
       </w:pPr>
       <w:r>
         <w:rPr w:rFonts="맑은 고딕">
@@ -13,94 +13,47 @@
           <w:color w:val="1E3A8A"/>
           <w:sz w:val="30"/>
         </w:rPr>
-        <w:t>[146] George Harrison - Somewhere in England</w:t>
+        <w:t>George Harrison (조지 해리슨) - Somewhere in England</w:t>
       </w:r>
     </w:p>
     <w:p>
       <w:pPr>
-        <w:spacing w:after="320"/>
+        <w:spacing w:after="240"/>
       </w:pPr>
       <w:r>
         <w:rPr w:rFonts="맑은 고딕">
           <w:rFonts w:ascii="맑은 고딕" w:hAnsi="맑은 고딕" w:eastAsia="맑은 고딕"/>
           <w:b/>
-          <w:sz w:val="20"/>
+          <w:color w:val="4B5563"/>
+          <w:sz w:val="22"/>
         </w:rPr>
-        <w:t>■ 위치 : 146</w:t>
-        <w:br/>
-      </w:r>
-      <w:r>
-        <w:rPr w:rFonts="맑은 고딕">
-          <w:rFonts w:ascii="맑은 고딕" w:hAnsi="맑은 고딕" w:eastAsia="맑은 고딕"/>
-          <w:b/>
-          <w:sz w:val="20"/>
-        </w:rPr>
-        <w:t>■ 아티스트 : George Harrison</w:t>
-        <w:br/>
-      </w:r>
-      <w:r>
-        <w:rPr w:rFonts="맑은 고딕">
-          <w:rFonts w:ascii="맑은 고딕" w:hAnsi="맑은 고딕" w:eastAsia="맑은 고딕"/>
-          <w:b/>
-          <w:sz w:val="20"/>
-        </w:rPr>
-        <w:t>■ 앨범명 : Somewhere in England</w:t>
-        <w:br/>
-      </w:r>
-      <w:r>
-        <w:rPr w:rFonts="맑은 고딕">
-          <w:rFonts w:ascii="맑은 고딕" w:hAnsi="맑은 고딕" w:eastAsia="맑은 고딕"/>
-          <w:b w:val="0"/>
-          <w:sz w:val="20"/>
-        </w:rPr>
-        <w:t>■ 음반 레이블 : Dark Horse Records</w:t>
-        <w:br/>
-      </w:r>
-      <w:r>
-        <w:rPr w:rFonts="맑은 고딕">
-          <w:rFonts w:ascii="맑은 고딕" w:hAnsi="맑은 고딕" w:eastAsia="맑은 고딕"/>
-          <w:b w:val="0"/>
-          <w:sz w:val="20"/>
-        </w:rPr>
-        <w:t>■ 발매년도 : 1981</w:t>
-        <w:br/>
-      </w:r>
-      <w:r>
-        <w:rPr w:rFonts="맑은 고딕">
-          <w:rFonts w:ascii="맑은 고딕" w:hAnsi="맑은 고딕" w:eastAsia="맑은 고딕"/>
-          <w:b w:val="0"/>
-          <w:sz w:val="20"/>
-        </w:rPr>
-        <w:t>■ 장르 : 팝 록 (Pop Rock), 록 (Rock)</w:t>
-        <w:br/>
-      </w:r>
-      <w:r>
-        <w:rPr w:rFonts="맑은 고딕">
-          <w:rFonts w:ascii="맑은 고딕" w:hAnsi="맑은 고딕" w:eastAsia="맑은 고딕"/>
-          <w:b w:val="0"/>
-          <w:sz w:val="20"/>
-        </w:rPr>
-        <w:t>■ 주요 수록곡 : Blood from a Clone, All Those Years Ago, Teardrops, Life Itself, Save the World</w:t>
-        <w:br/>
+        <w:t>위치 :  146</w:t>
       </w:r>
     </w:p>
     <w:p>
       <w:pPr>
-        <w:spacing w:after="160"/>
+        <w:spacing w:line="324" w:lineRule="auto" w:before="80" w:after="160"/>
       </w:pPr>
       <w:r>
         <w:rPr w:rFonts="맑은 고딕">
           <w:rFonts w:ascii="맑은 고딕" w:hAnsi="맑은 고딕" w:eastAsia="맑은 고딕"/>
           <w:b/>
           <w:color w:val="1F2937"/>
-          <w:sz w:val="24"/>
+          <w:sz w:val="22"/>
         </w:rPr>
-        <w:t>■ 음반 해설 및 감상 가이드</w:t>
+        <w:t xml:space="preserve">[음반 소개] </w:t>
+      </w:r>
+      <w:r>
+        <w:rPr w:rFonts="맑은 고딕">
+          <w:rFonts w:ascii="맑은 고딕" w:hAnsi="맑은 고딕" w:eastAsia="맑은 고딕"/>
+          <w:b w:val="0"/>
+          <w:sz w:val="21"/>
+        </w:rPr>
       </w:r>
     </w:p>
     <w:p>
       <w:pPr>
-        <w:spacing w:line="312" w:lineRule="auto" w:after="120"/>
+        <w:spacing w:line="324" w:lineRule="auto" w:after="120"/>
       </w:pPr>
       <w:r>
         <w:rPr w:rFonts="맑은 고딕">
@@ -108,51 +61,516 @@
           <w:b w:val="0"/>
           <w:sz w:val="21"/>
         </w:rPr>
-        <w:t>비틀즈(The Beatles)의 리드 기타리스트이자 영혼을 울리는 멜로디의 소유자 조지 해리슨(George Harrison)이 1981년에 발표한 아홉 번째 솔로 정규 앨범 《Somewhere in England》는 제작 과정의 우여곡절과 시대적 비극이 교차하며 완성된 특별한 작품입니다. 음반사 워너 브러더스와의 음악적 견해 차이로 초기 제출했던 앨범이 거절당하고 수록곡을 재작업하는 시련을 겪던 중, 1980년 12월 존 레논의 갑작스러운 서거라는 슬픔을 맞닥뜨리게 됩니다. 이러한 시련과 추모의 정서가 겹쳐진 이 음반은 조지 해리슨의 음악 인생에서 매우 묵직한 궤적을 그리는 이정표로 남아 있습니다.</w:t>
+        <w:t>1981년에 발표된 조지 해리슨의 아홉 번째 솔로 정규 음반 《Somewhere in England》는 비틀즈의 영원한 그늘을 딛고 자신만의 영적 안식처를 탐구해 온 한 거장의 진솔한 고백록입니다. 음반 제작 도중 마주해야 했던 친우 존 레논의 비극적인 상실은 앨범 전체를 관통하는 애수와 그리움, 그리고 삶을 향한 따뜻한 위안의 선율로 승화되었습니다. 레코드 레이블과의 갈등과 시대적 혼란 속에서도 특유의 낙관과 영적 순수성을 잃지 않은 이 작품은, 팝 역사상 가장 숭고한 우정의 송가이자 성숙한 음악가의 내면을 담은 귀중한 기록입니다.</w:t>
       </w:r>
     </w:p>
     <w:p>
       <w:pPr>
-        <w:spacing w:line="312" w:lineRule="auto" w:after="120"/>
+        <w:spacing w:line="324" w:lineRule="auto" w:before="200" w:after="80"/>
       </w:pPr>
+      <w:r>
+        <w:rPr w:rFonts="맑은 고딕">
+          <w:rFonts w:ascii="맑은 고딕" w:hAnsi="맑은 고딕" w:eastAsia="맑은 고딕"/>
+          <w:b/>
+          <w:color w:val="1E3A8A"/>
+          <w:sz w:val="24"/>
+        </w:rPr>
+        <w:t>1. 음반 데이터</w:t>
+      </w:r>
+    </w:p>
+    <w:p>
+      <w:pPr>
+        <w:spacing w:line="324" w:lineRule="auto" w:after="80"/>
+      </w:pPr>
+      <w:r>
+        <w:rPr w:rFonts="맑은 고딕">
+          <w:rFonts w:ascii="맑은 고딕" w:hAnsi="맑은 고딕" w:eastAsia="맑은 고딕"/>
+          <w:b w:val="0"/>
+          <w:color w:val="6B7280"/>
+          <w:sz w:val="21"/>
+        </w:rPr>
+        <w:t xml:space="preserve">· </w:t>
+      </w:r>
+      <w:r>
+        <w:rPr w:rFonts="맑은 고딕">
+          <w:rFonts w:ascii="맑은 고딕" w:hAnsi="맑은 고딕" w:eastAsia="맑은 고딕"/>
+          <w:b/>
+          <w:color w:val="1F2937"/>
+          <w:sz w:val="21"/>
+        </w:rPr>
+        <w:t xml:space="preserve">앨범명: </w:t>
+      </w:r>
       <w:r>
         <w:rPr w:rFonts="맑은 고딕">
           <w:rFonts w:ascii="맑은 고딕" w:hAnsi="맑은 고딕" w:eastAsia="맑은 고딕"/>
           <w:b w:val="0"/>
           <w:sz w:val="21"/>
         </w:rPr>
-        <w:t>본 음반의 가장 눈부신 하이라이트는 단연 존 레논을 향한 깊은 애가를 담은 대표곡 〈All Those Years Ago〉입니다. 원래 링고 스타를 위해 써두었던 이 곡은 레논의 사망 이후 가사를 재편성하여 그를 향한 그리움과 찬가를 담아냈습니다. 특히 링고 스타의 드럼 연주와 폴 매카트니, 린다 매카트니의 백코러스가 더해지며 비틀즈 해체 이후 생존 멤버들이 사실상 처음으로 함께 만든 역사적 트랙이 되었습니다. 해리슨 특유의 정갈하고 맑은 슬라이드 기타 리프와 경쾌한 신디사이저 멜로디는 슬픔을 절망에 가두지 않고 따뜻한 추억으로 승화시키는 특유의 음악적 유연함을 보여줍니다.</w:t>
+        <w:t>Somewhere in England</w:t>
       </w:r>
     </w:p>
     <w:p>
       <w:pPr>
-        <w:spacing w:line="312" w:lineRule="auto" w:after="120"/>
+        <w:spacing w:line="324" w:lineRule="auto" w:after="80"/>
       </w:pPr>
+      <w:r>
+        <w:rPr w:rFonts="맑은 고딕">
+          <w:rFonts w:ascii="맑은 고딕" w:hAnsi="맑은 고딕" w:eastAsia="맑은 고딕"/>
+          <w:b w:val="0"/>
+          <w:color w:val="6B7280"/>
+          <w:sz w:val="21"/>
+        </w:rPr>
+        <w:t xml:space="preserve">· </w:t>
+      </w:r>
+      <w:r>
+        <w:rPr w:rFonts="맑은 고딕">
+          <w:rFonts w:ascii="맑은 고딕" w:hAnsi="맑은 고딕" w:eastAsia="맑은 고딕"/>
+          <w:b/>
+          <w:color w:val="1F2937"/>
+          <w:sz w:val="21"/>
+        </w:rPr>
+        <w:t xml:space="preserve">아티스트: </w:t>
+      </w:r>
       <w:r>
         <w:rPr w:rFonts="맑은 고딕">
           <w:rFonts w:ascii="맑은 고딕" w:hAnsi="맑은 고딕" w:eastAsia="맑은 고딕"/>
           <w:b w:val="0"/>
           <w:sz w:val="21"/>
         </w:rPr>
-        <w:t>음반 전체를 관통하는 사운드는 80년대 초반의 감각적인 신스팝 요소와 조지 해리슨 고유의 정교한 팝 록이 절묘하게 조화를 이룹니다. 상업성을 요구하는 음반 산업을 비꼬는 유쾌한 해학이 담긴 오프닝 트랙 〈Blood from a Clone〉부터, 해리슨 특유의 경쾌한 팝 감성이 돋보이는 싱글 〈Teardrops〉, 그리고 깊은 영적 사색과 신성한 사랑을 노래한 묵직한 발라드 〈Life Itself〉에 이르기까지 다채로운 음악적 외연을 자랑합니다. 환경 문제와 평화에 대한 메시지를 던지는 마지막 곡 〈Save the World〉까지, 음반은 해리슨의 철학적 통찰과 섬세한 연주를 유감없이 드러냅니다.</w:t>
+        <w:t>George Harrison (조지 해리슨)</w:t>
       </w:r>
     </w:p>
     <w:p>
       <w:pPr>
-        <w:spacing w:line="312" w:lineRule="auto" w:after="120"/>
+        <w:spacing w:line="324" w:lineRule="auto" w:after="80"/>
       </w:pPr>
+      <w:r>
+        <w:rPr w:rFonts="맑은 고딕">
+          <w:rFonts w:ascii="맑은 고딕" w:hAnsi="맑은 고딕" w:eastAsia="맑은 고딕"/>
+          <w:b w:val="0"/>
+          <w:color w:val="6B7280"/>
+          <w:sz w:val="21"/>
+        </w:rPr>
+        <w:t xml:space="preserve">· </w:t>
+      </w:r>
+      <w:r>
+        <w:rPr w:rFonts="맑은 고딕">
+          <w:rFonts w:ascii="맑은 고딕" w:hAnsi="맑은 고딕" w:eastAsia="맑은 고딕"/>
+          <w:b/>
+          <w:color w:val="1F2937"/>
+          <w:sz w:val="21"/>
+        </w:rPr>
+        <w:t xml:space="preserve">발매 정보: </w:t>
+      </w:r>
       <w:r>
         <w:rPr w:rFonts="맑은 고딕">
           <w:rFonts w:ascii="맑은 고딕" w:hAnsi="맑은 고딕" w:eastAsia="맑은 고딕"/>
           <w:b w:val="0"/>
           <w:sz w:val="21"/>
         </w:rPr>
-        <w:t>《Somewhere in England》는 비틀즈라는 거대한 유산의 그늘과 음반 산업의 압박 속에서도 자신만의 예술적 정체성을 지키고자 했던 조지 해리슨의 고군분투가 담긴 음반입니다. 상처와 슬픔 속에서 피워낸 따뜻한 멜로디와 솔직한 노랫말은 LP의 따뜻한 아날로그 질감을 타고 흐를 때 비로소 그 진가를 발휘합니다. 거장의 인간적인 면모와 동료를 향한 우정, 그리고 삶에 대한 고찰이 고스란히 녹아 있는 명작으로, 음악 애호가들에게 시대를 초월한 감동을 선사합니다.</w:t>
+        <w:t>1981년 6월 다크 호스 레코드(Dark Horse Records)를 통해 발매되었습니다. 당초 1980년 말 발매 예정이었으나 음반사의 상업적 수정 요구와 그 직후 발생한 존 레논의 서거라는 거대한 시대적 비극 속에서 트랙을 재구성하여 세상의 빛을 보게 된 특별한 역사적 서사를 품고 있습니다.</w:t>
+      </w:r>
+    </w:p>
+    <w:p>
+      <w:pPr>
+        <w:spacing w:line="324" w:lineRule="auto" w:after="80"/>
+      </w:pPr>
+      <w:r>
+        <w:rPr w:rFonts="맑은 고딕">
+          <w:rFonts w:ascii="맑은 고딕" w:hAnsi="맑은 고딕" w:eastAsia="맑은 고딕"/>
+          <w:b w:val="0"/>
+          <w:color w:val="6B7280"/>
+          <w:sz w:val="21"/>
+        </w:rPr>
+        <w:t xml:space="preserve">· </w:t>
+      </w:r>
+      <w:r>
+        <w:rPr w:rFonts="맑은 고딕">
+          <w:rFonts w:ascii="맑은 고딕" w:hAnsi="맑은 고딕" w:eastAsia="맑은 고딕"/>
+          <w:b/>
+          <w:color w:val="1F2937"/>
+          <w:sz w:val="21"/>
+        </w:rPr>
+        <w:t xml:space="preserve">LP 인기도(판매량): </w:t>
+      </w:r>
+      <w:r>
+        <w:rPr w:rFonts="맑은 고딕">
+          <w:rFonts w:ascii="맑은 고딕" w:hAnsi="맑은 고딕" w:eastAsia="맑은 고딕"/>
+          <w:b w:val="0"/>
+          <w:sz w:val="21"/>
+        </w:rPr>
+        <w:t>미국 빌보드 200 앨범 차트 11위, 영국 오피셜 앨범 차트 13위를 기록하였으며 미국 음반 산업 협회(RIAA)로부터 골드(Gold) 인증을 획득했습니다. 리드 싱글 "All Those Years Ago"는 빌보드 핫 100 2위, 어덜트 컨템포러리 차트 1위에 오르며 전 세계적인 상업적 성공과 대중적 찬사를 거머쥐었습니다.</w:t>
+      </w:r>
+    </w:p>
+    <w:p>
+      <w:pPr>
+        <w:spacing w:line="324" w:lineRule="auto" w:after="80"/>
+      </w:pPr>
+      <w:r>
+        <w:rPr w:rFonts="맑은 고딕">
+          <w:rFonts w:ascii="맑은 고딕" w:hAnsi="맑은 고딕" w:eastAsia="맑은 고딕"/>
+          <w:b w:val="0"/>
+          <w:color w:val="6B7280"/>
+          <w:sz w:val="21"/>
+        </w:rPr>
+        <w:t xml:space="preserve">· </w:t>
+      </w:r>
+      <w:r>
+        <w:rPr w:rFonts="맑은 고딕">
+          <w:rFonts w:ascii="맑은 고딕" w:hAnsi="맑은 고딕" w:eastAsia="맑은 고딕"/>
+          <w:b/>
+          <w:color w:val="1F2937"/>
+          <w:sz w:val="21"/>
+        </w:rPr>
+        <w:t xml:space="preserve">각종 수상경력: </w:t>
+      </w:r>
+      <w:r>
+        <w:rPr w:rFonts="맑은 고딕">
+          <w:rFonts w:ascii="맑은 고딕" w:hAnsi="맑은 고딕" w:eastAsia="맑은 고딕"/>
+          <w:b w:val="0"/>
+          <w:sz w:val="21"/>
+        </w:rPr>
+        <w:t>그래미 어워드 후보 지명 및 빌보드 차트 최상위권을 장악하였으며, 대중음악 평단으로부터 '상실의 슬픔을 가장 품격 있고 찬란한 멜로디로 승화시킨 명작'이라는 역사적 평가를 받았습니다.</w:t>
+      </w:r>
+    </w:p>
+    <w:p>
+      <w:pPr>
+        <w:spacing w:line="324" w:lineRule="auto" w:before="200" w:after="80"/>
+      </w:pPr>
+      <w:r>
+        <w:rPr w:rFonts="맑은 고딕">
+          <w:rFonts w:ascii="맑은 고딕" w:hAnsi="맑은 고딕" w:eastAsia="맑은 고딕"/>
+          <w:b/>
+          <w:color w:val="1E3A8A"/>
+          <w:sz w:val="24"/>
+        </w:rPr>
+        <w:t>2. 아티스트 정보</w:t>
+      </w:r>
+    </w:p>
+    <w:p>
+      <w:pPr>
+        <w:spacing w:line="324" w:lineRule="auto" w:after="80"/>
+      </w:pPr>
+      <w:r>
+        <w:rPr w:rFonts="맑은 고딕">
+          <w:rFonts w:ascii="맑은 고딕" w:hAnsi="맑은 고딕" w:eastAsia="맑은 고딕"/>
+          <w:b w:val="0"/>
+          <w:color w:val="6B7280"/>
+          <w:sz w:val="21"/>
+        </w:rPr>
+        <w:t xml:space="preserve">· </w:t>
+      </w:r>
+      <w:r>
+        <w:rPr w:rFonts="맑은 고딕">
+          <w:rFonts w:ascii="맑은 고딕" w:hAnsi="맑은 고딕" w:eastAsia="맑은 고딕"/>
+          <w:b/>
+          <w:color w:val="1F2937"/>
+          <w:sz w:val="21"/>
+        </w:rPr>
+        <w:t xml:space="preserve">국적: </w:t>
+      </w:r>
+      <w:r>
+        <w:rPr w:rFonts="맑은 고딕">
+          <w:rFonts w:ascii="맑은 고딕" w:hAnsi="맑은 고딕" w:eastAsia="맑은 고딕"/>
+          <w:b w:val="0"/>
+          <w:sz w:val="21"/>
+        </w:rPr>
+        <w:t>영국 (United Kingdom)</w:t>
+      </w:r>
+    </w:p>
+    <w:p>
+      <w:pPr>
+        <w:spacing w:line="324" w:lineRule="auto" w:after="80"/>
+      </w:pPr>
+      <w:r>
+        <w:rPr w:rFonts="맑은 고딕">
+          <w:rFonts w:ascii="맑은 고딕" w:hAnsi="맑은 고딕" w:eastAsia="맑은 고딕"/>
+          <w:b w:val="0"/>
+          <w:color w:val="6B7280"/>
+          <w:sz w:val="21"/>
+        </w:rPr>
+        <w:t xml:space="preserve">· </w:t>
+      </w:r>
+      <w:r>
+        <w:rPr w:rFonts="맑은 고딕">
+          <w:rFonts w:ascii="맑은 고딕" w:hAnsi="맑은 고딕" w:eastAsia="맑은 고딕"/>
+          <w:b/>
+          <w:color w:val="1F2937"/>
+          <w:sz w:val="21"/>
+        </w:rPr>
+        <w:t xml:space="preserve">생몰년도: </w:t>
+      </w:r>
+      <w:r>
+        <w:rPr w:rFonts="맑은 고딕">
+          <w:rFonts w:ascii="맑은 고딕" w:hAnsi="맑은 고딕" w:eastAsia="맑은 고딕"/>
+          <w:b w:val="0"/>
+          <w:sz w:val="21"/>
+        </w:rPr>
+        <w:t>1943년 2월 25일 – 2001년 11월 29일</w:t>
+      </w:r>
+    </w:p>
+    <w:p>
+      <w:pPr>
+        <w:spacing w:line="324" w:lineRule="auto" w:after="80"/>
+      </w:pPr>
+      <w:r>
+        <w:rPr w:rFonts="맑은 고딕">
+          <w:rFonts w:ascii="맑은 고딕" w:hAnsi="맑은 고딕" w:eastAsia="맑은 고딕"/>
+          <w:b w:val="0"/>
+          <w:color w:val="6B7280"/>
+          <w:sz w:val="21"/>
+        </w:rPr>
+        <w:t xml:space="preserve">· </w:t>
+      </w:r>
+      <w:r>
+        <w:rPr w:rFonts="맑은 고딕">
+          <w:rFonts w:ascii="맑은 고딕" w:hAnsi="맑은 고딕" w:eastAsia="맑은 고딕"/>
+          <w:b/>
+          <w:color w:val="1F2937"/>
+          <w:sz w:val="21"/>
+        </w:rPr>
+        <w:t xml:space="preserve">그룹 소속: </w:t>
+      </w:r>
+      <w:r>
+        <w:rPr w:rFonts="맑은 고딕">
+          <w:rFonts w:ascii="맑은 고딕" w:hAnsi="맑은 고딕" w:eastAsia="맑은 고딕"/>
+          <w:b w:val="0"/>
+          <w:sz w:val="21"/>
+        </w:rPr>
+        <w:t>솔로 (The Beatles, Traveling Wilburys 멤버)</w:t>
+      </w:r>
+    </w:p>
+    <w:p>
+      <w:pPr>
+        <w:spacing w:line="324" w:lineRule="auto" w:after="80"/>
+      </w:pPr>
+      <w:r>
+        <w:rPr w:rFonts="맑은 고딕">
+          <w:rFonts w:ascii="맑은 고딕" w:hAnsi="맑은 고딕" w:eastAsia="맑은 고딕"/>
+          <w:b w:val="0"/>
+          <w:color w:val="6B7280"/>
+          <w:sz w:val="21"/>
+        </w:rPr>
+        <w:t xml:space="preserve">· </w:t>
+      </w:r>
+      <w:r>
+        <w:rPr w:rFonts="맑은 고딕">
+          <w:rFonts w:ascii="맑은 고딕" w:hAnsi="맑은 고딕" w:eastAsia="맑은 고딕"/>
+          <w:b/>
+          <w:color w:val="1F2937"/>
+          <w:sz w:val="21"/>
+        </w:rPr>
+        <w:t xml:space="preserve">아티스트 소개: </w:t>
+      </w:r>
+      <w:r>
+        <w:rPr w:rFonts="맑은 고딕">
+          <w:rFonts w:ascii="맑은 고딕" w:hAnsi="맑은 고딕" w:eastAsia="맑은 고딕"/>
+          <w:b w:val="0"/>
+          <w:sz w:val="21"/>
+        </w:rPr>
+        <w:t>비틀즈의 리드 기타리스트이자 '조용한 비틀(Quiet Beatle)'로 불리며, 서구 록 음악에 동양 철학과 인도 음악의 영성을 접목해 독자적인 지평을 열어젖힌 거장입니다. 특유의 유려하고 서정적인 슬라이드 기타 주법과 삶의 본질을 관조하는 철학적인 노랫말로 팝 음악을 순수 예술의 경지로 끌어올렸습니다. 솔로 전향 후에도 역사적인 명반들을 탄생시키며 대중음악사에서 가장 깊이 있는 영혼을 지닌 싱어송라이터 중 한 명으로 추앙받고 있습니다.</w:t>
+      </w:r>
+    </w:p>
+    <w:p>
+      <w:pPr>
+        <w:spacing w:line="324" w:lineRule="auto" w:before="200" w:after="80"/>
+      </w:pPr>
+      <w:r>
+        <w:rPr w:rFonts="맑은 고딕">
+          <w:rFonts w:ascii="맑은 고딕" w:hAnsi="맑은 고딕" w:eastAsia="맑은 고딕"/>
+          <w:b/>
+          <w:color w:val="1E3A8A"/>
+          <w:sz w:val="24"/>
+        </w:rPr>
+        <w:t>3. 음반 상세 분석</w:t>
+      </w:r>
+    </w:p>
+    <w:p>
+      <w:pPr>
+        <w:spacing w:line="324" w:lineRule="auto" w:after="80"/>
+      </w:pPr>
+      <w:r>
+        <w:rPr w:rFonts="맑은 고딕">
+          <w:rFonts w:ascii="맑은 고딕" w:hAnsi="맑은 고딕" w:eastAsia="맑은 고딕"/>
+          <w:b w:val="0"/>
+          <w:color w:val="6B7280"/>
+          <w:sz w:val="21"/>
+        </w:rPr>
+        <w:t xml:space="preserve">· </w:t>
+      </w:r>
+      <w:r>
+        <w:rPr w:rFonts="맑은 고딕">
+          <w:rFonts w:ascii="맑은 고딕" w:hAnsi="맑은 고딕" w:eastAsia="맑은 고딕"/>
+          <w:b/>
+          <w:color w:val="1F2937"/>
+          <w:sz w:val="21"/>
+        </w:rPr>
+        <w:t xml:space="preserve">역사적 위치: </w:t>
+      </w:r>
+      <w:r>
+        <w:rPr w:rFonts="맑은 고딕">
+          <w:rFonts w:ascii="맑은 고딕" w:hAnsi="맑은 고딕" w:eastAsia="맑은 고딕"/>
+          <w:b w:val="0"/>
+          <w:sz w:val="21"/>
+        </w:rPr>
+        <w:t>본작은 1980년대 초반, 뉴웨이브와 신스팝의 범람 속에서 전통적인 멜로디의 품격과 어쿠스틱 록의 질감을 고수해 낸 의미 깊은 작품입니다. 무엇보다 존 레논의 부고 이후 생존해 있던 세 명의 비틀(조지 해리슨, 폴 매카트니, 링고 스타)이 "All Those Years Ago"라는 한 곡 안에서 연주와 코러스로 다시 뭉침으로써 비틀즈의 유산을 기리고 애도한 역사적인 결집점으로서 독보적인 가치를 지닙니다.</w:t>
+      </w:r>
+    </w:p>
+    <w:p>
+      <w:pPr>
+        <w:spacing w:line="324" w:lineRule="auto" w:after="80"/>
+      </w:pPr>
+      <w:r>
+        <w:rPr w:rFonts="맑은 고딕">
+          <w:rFonts w:ascii="맑은 고딕" w:hAnsi="맑은 고딕" w:eastAsia="맑은 고딕"/>
+          <w:b w:val="0"/>
+          <w:color w:val="6B7280"/>
+          <w:sz w:val="21"/>
+        </w:rPr>
+        <w:t xml:space="preserve">· </w:t>
+      </w:r>
+      <w:r>
+        <w:rPr w:rFonts="맑은 고딕">
+          <w:rFonts w:ascii="맑은 고딕" w:hAnsi="맑은 고딕" w:eastAsia="맑은 고딕"/>
+          <w:b/>
+          <w:color w:val="1F2937"/>
+          <w:sz w:val="21"/>
+        </w:rPr>
+        <w:t xml:space="preserve">시대의 흔적(스토리텔링): </w:t>
+      </w:r>
+      <w:r>
+        <w:rPr w:rFonts="맑은 고딕">
+          <w:rFonts w:ascii="맑은 고딕" w:hAnsi="맑은 고딕" w:eastAsia="맑은 고딕"/>
+          <w:b w:val="0"/>
+          <w:sz w:val="21"/>
+        </w:rPr>
+        <w:t>1980년 12월 8일 존 레논의 비극적인 피격 사건은 전 세계 음악 청년들에게 씻을 수 없는 상실감과 절망을 안겨주었습니다. 이 음반은 그 거대한 시대적 충격과 슬픔을 분노가 아닌 사랑, 그리고 회상을 통한 치유의 메시지로 보듬어 안았습니다. 냉랭해져 가던 80년대 초의 세기말적 징후 속에서 순수했던 60년대의 이상과 우정을 되새기게 해 준, 당대 청춘들의 가슴을 따스하게 어루만진 시대의 위로곡입니다.</w:t>
+      </w:r>
+    </w:p>
+    <w:p>
+      <w:pPr>
+        <w:spacing w:line="324" w:lineRule="auto" w:before="200" w:after="80"/>
+      </w:pPr>
+      <w:r>
+        <w:rPr w:rFonts="맑은 고딕">
+          <w:rFonts w:ascii="맑은 고딕" w:hAnsi="맑은 고딕" w:eastAsia="맑은 고딕"/>
+          <w:b/>
+          <w:color w:val="1E3A8A"/>
+          <w:sz w:val="24"/>
+        </w:rPr>
+        <w:t>4. 주요 수록곡 및 감상 제언</w:t>
+      </w:r>
+    </w:p>
+    <w:p>
+      <w:pPr>
+        <w:spacing w:line="324" w:lineRule="auto" w:after="80"/>
+      </w:pPr>
+      <w:r>
+        <w:rPr w:rFonts="맑은 고딕">
+          <w:rFonts w:ascii="맑은 고딕" w:hAnsi="맑은 고딕" w:eastAsia="맑은 고딕"/>
+          <w:b w:val="0"/>
+          <w:color w:val="6B7280"/>
+          <w:sz w:val="21"/>
+        </w:rPr>
+        <w:t xml:space="preserve">· </w:t>
+      </w:r>
+      <w:r>
+        <w:rPr w:rFonts="맑은 고딕">
+          <w:rFonts w:ascii="맑은 고딕" w:hAnsi="맑은 고딕" w:eastAsia="맑은 고딕"/>
+          <w:b/>
+          <w:color w:val="1F2937"/>
+          <w:sz w:val="21"/>
+        </w:rPr>
+        <w:t xml:space="preserve">주요 수록곡 특징: </w:t>
+      </w:r>
+      <w:r>
+        <w:rPr w:rFonts="맑은 고딕">
+          <w:rFonts w:ascii="맑은 고딕" w:hAnsi="맑은 고딕" w:eastAsia="맑은 고딕"/>
+          <w:b w:val="0"/>
+          <w:sz w:val="21"/>
+        </w:rPr>
+        <w:t>존 레논을 향한 비틀즈 동료들의 절절한 헌사이자 경쾌한 로커빌리 리듬 뒤편으로 짙은 그리움이 묻어나는 불멸의 명곡 "All Those Years Ago", 조지 특유의 유려한 슬라이드 기타와 영적 성찰이 깊은 감동을 전하는 발라드 "Life Itself", 경쾌한 팝 감각의 "Teardrops", 호기 카마이클의 고전을 우아하게 재해석한 "Baltimore Oriole"과 "Hong Kong Blues"에 이르기까지 다채롭고 성숙한 음악적 스펙트럼을 보여줍니다.</w:t>
+      </w:r>
+    </w:p>
+    <w:p>
+      <w:pPr>
+        <w:spacing w:line="324" w:lineRule="auto" w:after="80"/>
+      </w:pPr>
+      <w:r>
+        <w:rPr w:rFonts="맑은 고딕">
+          <w:rFonts w:ascii="맑은 고딕" w:hAnsi="맑은 고딕" w:eastAsia="맑은 고딕"/>
+          <w:b w:val="0"/>
+          <w:color w:val="6B7280"/>
+          <w:sz w:val="21"/>
+        </w:rPr>
+        <w:t xml:space="preserve">· </w:t>
+      </w:r>
+      <w:r>
+        <w:rPr w:rFonts="맑은 고딕">
+          <w:rFonts w:ascii="맑은 고딕" w:hAnsi="맑은 고딕" w:eastAsia="맑은 고딕"/>
+          <w:b/>
+          <w:color w:val="1F2937"/>
+          <w:sz w:val="21"/>
+        </w:rPr>
+        <w:t xml:space="preserve">빈티지 감상 제언: </w:t>
+      </w:r>
+      <w:r>
+        <w:rPr w:rFonts="맑은 고딕">
+          <w:rFonts w:ascii="맑은 고딕" w:hAnsi="맑은 고딕" w:eastAsia="맑은 고딕"/>
+          <w:b w:val="0"/>
+          <w:sz w:val="21"/>
+        </w:rPr>
+        <w:t>진공관 앰프의 예열된 불빛 아래 턴테이블의 바늘이 소리골을 탈 때, 조지 해리슨의 시그니처인 슬라이드 기타 톤이 그리는 부드러운 곡선과 링고 스타의 담백한 스네어 드럼 타격감이 아날로그 특유의 포근한 공간감으로 살아납니다. 특히 백코러스로 쌓아 올린 폴과 린다 매카트니의 보컬 하모니가 바이닐 특유의 두터운 질감과 어우러져 깊은 잔향을 남기므로 차분한 밤 시간의 청음을 권합니다.</w:t>
+      </w:r>
+    </w:p>
+    <w:p>
+      <w:pPr>
+        <w:spacing w:line="324" w:lineRule="auto" w:after="80"/>
+      </w:pPr>
+      <w:r>
+        <w:rPr w:rFonts="맑은 고딕">
+          <w:rFonts w:ascii="맑은 고딕" w:hAnsi="맑은 고딕" w:eastAsia="맑은 고딕"/>
+          <w:b w:val="0"/>
+          <w:color w:val="6B7280"/>
+          <w:sz w:val="21"/>
+        </w:rPr>
+        <w:t xml:space="preserve">· </w:t>
+      </w:r>
+      <w:r>
+        <w:rPr w:rFonts="맑은 고딕">
+          <w:rFonts w:ascii="맑은 고딕" w:hAnsi="맑은 고딕" w:eastAsia="맑은 고딕"/>
+          <w:b/>
+          <w:color w:val="1F2937"/>
+          <w:sz w:val="21"/>
+        </w:rPr>
+        <w:t xml:space="preserve">소장 가치: </w:t>
+      </w:r>
+      <w:r>
+        <w:rPr w:rFonts="맑은 고딕">
+          <w:rFonts w:ascii="맑은 고딕" w:hAnsi="맑은 고딕" w:eastAsia="맑은 고딕"/>
+          <w:b w:val="0"/>
+          <w:sz w:val="21"/>
+        </w:rPr>
+        <w:t>비틀즈의 역사가 또 다른 형태로 숨 쉬고 있는 감동적인 기념비이자, 초판 자켓의 변경 비화 등 록 역사상 수많은 화제를 낳았던 상징적인 앨범입니다. 음악사에서 가장 위대했던 우정의 순간을 아날로그 사운드의 미학으로 간직할 수 있다는 점에서 LP 컬렉터라면 결코 놓칠 수 없는 필청 음반입니다.</w:t>
+      </w:r>
+    </w:p>
+    <w:p>
+      <w:pPr>
+        <w:spacing w:line="324" w:lineRule="auto" w:after="120" w:before="160"/>
+      </w:pPr>
+      <w:r>
+        <w:rPr w:rFonts="맑은 고딕">
+          <w:rFonts w:ascii="맑은 고딕" w:hAnsi="맑은 고딕" w:eastAsia="맑은 고딕"/>
+          <w:b/>
+          <w:color w:val="4338CA"/>
+          <w:sz w:val="21"/>
+        </w:rPr>
+        <w:t>이 음반을 통해 시대를 초월하여 흐르는 오랜 우정의 온기와 조지 해리슨의 서정적인 현악이 전해주는 감동을 다시 한번 경험해 보시는 것은 어떨까요?</w:t>
       </w:r>
     </w:p>
     <w:sectPr>
       <w:pgSz w:w="12240" w:h="15840"/>
-      <w:pgMar w:top="1440" w:right="1440" w:bottom="1440" w:left="1440" w:header="720" w:footer="720" w:gutter="0"/>
+      <w:pgMar w:top="1152" w:right="1296" w:bottom="1152" w:left="1296" w:header="720" w:footer="720" w:gutter="0"/>
       <w:cols w:space="720"/>
       <w:docGrid w:linePitch="360"/>
     </w:sectPr>

--- a/word_reports/LP_0155_위치_146_George Harrison_Somewhere.docx
+++ b/word_reports/LP_0155_위치_146_George Harrison_Somewhere.docx
@@ -32,7 +32,7 @@
     </w:p>
     <w:p>
       <w:pPr>
-        <w:spacing w:line="324" w:lineRule="auto" w:before="80" w:after="160"/>
+        <w:spacing w:line="324" w:lineRule="auto" w:before="80" w:after="120"/>
       </w:pPr>
       <w:r>
         <w:rPr w:rFonts="맑은 고딕">
@@ -42,13 +42,6 @@
           <w:sz w:val="22"/>
         </w:rPr>
         <w:t xml:space="preserve">[음반 소개] </w:t>
-      </w:r>
-      <w:r>
-        <w:rPr w:rFonts="맑은 고딕">
-          <w:rFonts w:ascii="맑은 고딕" w:hAnsi="맑은 고딕" w:eastAsia="맑은 고딕"/>
-          <w:b w:val="0"/>
-          <w:sz w:val="21"/>
-        </w:rPr>
       </w:r>
     </w:p>
     <w:p>
@@ -61,7 +54,33 @@
           <w:b w:val="0"/>
           <w:sz w:val="21"/>
         </w:rPr>
-        <w:t>1981년에 발표된 조지 해리슨의 아홉 번째 솔로 정규 음반 《Somewhere in England》는 비틀즈의 영원한 그늘을 딛고 자신만의 영적 안식처를 탐구해 온 한 거장의 진솔한 고백록입니다. 음반 제작 도중 마주해야 했던 친우 존 레논의 비극적인 상실은 앨범 전체를 관통하는 애수와 그리움, 그리고 삶을 향한 따뜻한 위안의 선율로 승화되었습니다. 레코드 레이블과의 갈등과 시대적 혼란 속에서도 특유의 낙관과 영적 순수성을 잃지 않은 이 작품은, 팝 역사상 가장 숭고한 우정의 송가이자 성숙한 음악가의 내면을 담은 귀중한 기록입니다.</w:t>
+        <w:t>1980년대의 문턱에서 조지 해리슨이 마주했던 음악적 풍경은 결코 녹록지 않았습니다. 뉴웨이브와 신스팝의 기계적인 박동이 대중음악계를 장악해 가던 무렵, 레코드사는 그에게 보다 노골적인 상업성과 트렌디한 감각을 강요하며 이미 완성되었던 앨범의 마스터 테이프를 반려하는 초유의 사태를 일으켰습니다. 헨리 온 템스의 프라이어 파크 자택 스튜디오에서 고요히 자신의 내면을 응시하던 해리슨에게, 이러한 자본의 압박은 예술적 자존심에 깊은 생채기를 남겼습니다. 그러나 그는 분노와 냉소 대신 자신의 내면에 축적된 영적 평정과 위트를 꺼내 들며 음악적 응전을 준비했습니다.</w:t>
+      </w:r>
+    </w:p>
+    <w:p>
+      <w:pPr>
+        <w:spacing w:line="324" w:lineRule="auto" w:after="120"/>
+      </w:pPr>
+      <w:r>
+        <w:rPr w:rFonts="맑은 고딕">
+          <w:rFonts w:ascii="맑은 고딕" w:hAnsi="맑은 고딕" w:eastAsia="맑은 고딕"/>
+          <w:b w:val="0"/>
+          <w:sz w:val="21"/>
+        </w:rPr>
+        <w:t>그러나 이 앨범의 궤적을 송두리째 뒤흔든 사건은 뜻밖의 참극에서 비롯되었습니다. 1980년 12월, 옛 동료이자 청춘의 눈부신 순간을 함께했던 존 레넌의 충격적인 비보는 해리슨을 깊은 슬픔과 회한의 소용돌이로 몰아넣었습니다. 그는 본래 링고 스타에게 주려 했던 곡을 전면적으로 다시 쓰며 존을 향한 사무치는 그리움과 비틀즈 시절의 유대를 담아낸 진혼곡 'All Those Years Ago'를 빚어냈습니다. 이 곡을 위해 폴과 린다 매카트니가 백보컬로, 링고 스타가 드럼으로 참여하며 흩어졌던 형제들이 음악이라는 거룩한 제단 앞에 다시 모였습니다. 그리하여 음반은 단순한 신보를 넘어, 한 시대의 종언을 애도하고 상처 입은 전 세계 음악 팬들의 가슴을 보듬는 역사적 증언록으로 다시 태어났습니다.</w:t>
+      </w:r>
+    </w:p>
+    <w:p>
+      <w:pPr>
+        <w:spacing w:line="324" w:lineRule="auto" w:after="120"/>
+      </w:pPr>
+      <w:r>
+        <w:rPr w:rFonts="맑은 고딕">
+          <w:rFonts w:ascii="맑은 고딕" w:hAnsi="맑은 고딕" w:eastAsia="맑은 고딕"/>
+          <w:b w:val="0"/>
+          <w:sz w:val="21"/>
+        </w:rPr>
+        <w:t>《Somewhere in England》는 해리슨 특유의 동양적 선(禪) 사상과 힌두 철학에 뿌리를 둔 초연함, 그리고 대중음악가로서의 날카로운 시대 감각이 절묘하게 교차하는 명반입니다. 화려한 장식과 과잉된 감정 대신 담백하면서도 유려하게 흐르는 그의 슬라이드 기타는 듣는 이의 영혼을 어루만지고, 삶과 죽음, 상실과 초월을 노래하는 그의 목소리는 차분한 명상 속으로 우리를 이끕니다. 유행의 물결에 휩쓸리지 않고 자신의 신념을 오롯이 관철해 낸 이 고결한 기록은, 반세기가 흐른 오늘날에도 바래지 않는 숭고한 서정성과 묵직한 감동을 선사합니다.</w:t>
       </w:r>
     </w:p>
     <w:p>
@@ -129,37 +148,6 @@
           <w:color w:val="1F2937"/>
           <w:sz w:val="21"/>
         </w:rPr>
-        <w:t xml:space="preserve">아티스트: </w:t>
-      </w:r>
-      <w:r>
-        <w:rPr w:rFonts="맑은 고딕">
-          <w:rFonts w:ascii="맑은 고딕" w:hAnsi="맑은 고딕" w:eastAsia="맑은 고딕"/>
-          <w:b w:val="0"/>
-          <w:sz w:val="21"/>
-        </w:rPr>
-        <w:t>George Harrison (조지 해리슨)</w:t>
-      </w:r>
-    </w:p>
-    <w:p>
-      <w:pPr>
-        <w:spacing w:line="324" w:lineRule="auto" w:after="80"/>
-      </w:pPr>
-      <w:r>
-        <w:rPr w:rFonts="맑은 고딕">
-          <w:rFonts w:ascii="맑은 고딕" w:hAnsi="맑은 고딕" w:eastAsia="맑은 고딕"/>
-          <w:b w:val="0"/>
-          <w:color w:val="6B7280"/>
-          <w:sz w:val="21"/>
-        </w:rPr>
-        <w:t xml:space="preserve">· </w:t>
-      </w:r>
-      <w:r>
-        <w:rPr w:rFonts="맑은 고딕">
-          <w:rFonts w:ascii="맑은 고딕" w:hAnsi="맑은 고딕" w:eastAsia="맑은 고딕"/>
-          <w:b/>
-          <w:color w:val="1F2937"/>
-          <w:sz w:val="21"/>
-        </w:rPr>
         <w:t xml:space="preserve">발매 정보: </w:t>
       </w:r>
       <w:r>
@@ -168,7 +156,7 @@
           <w:b w:val="0"/>
           <w:sz w:val="21"/>
         </w:rPr>
-        <w:t>1981년 6월 다크 호스 레코드(Dark Horse Records)를 통해 발매되었습니다. 당초 1980년 말 발매 예정이었으나 음반사의 상업적 수정 요구와 그 직후 발생한 존 레논의 서거라는 거대한 시대적 비극 속에서 트랙을 재구성하여 세상의 빛을 보게 된 특별한 역사적 서사를 품고 있습니다.</w:t>
+        <w:t>1981년 6월 5일, 조지 해리슨 자신의 레이블인 다크 호스 레코드(Dark Horse Records)를 통해 발매된 솔로 통산 9번째 정규 스튜디오 앨범입니다. 레코드사와의 갈등과 존 레넌의 피살이라는 거대한 비극 속에서 트랙리스트를 대대적으로 재구성하여 세상의 빛을 보게 된 파란만장한 서사의 산물입니다.</w:t>
       </w:r>
     </w:p>
     <w:p>
@@ -199,7 +187,7 @@
           <w:b w:val="0"/>
           <w:sz w:val="21"/>
         </w:rPr>
-        <w:t>미국 빌보드 200 앨범 차트 11위, 영국 오피셜 앨범 차트 13위를 기록하였으며 미국 음반 산업 협회(RIAA)로부터 골드(Gold) 인증을 획득했습니다. 리드 싱글 "All Those Years Ago"는 빌보드 핫 100 2위, 어덜트 컨템포러리 차트 1위에 오르며 전 세계적인 상업적 성공과 대중적 찬사를 거머쥐었습니다.</w:t>
+        <w:t>발매 직후 미국 빌보드 200 차트 11위, 영국 오피셜 앨범 차트 13위에 오르며 확고한 상업적 성과를 거두었습니다. 특히 리드 싱글 'All Those Years Ago'는 빌보드 핫 100 차트 2위와 어덜트 컨템포러리 차트 1위를 차지하며 전 세계적인 히트를 기록했습니다.</w:t>
       </w:r>
     </w:p>
     <w:p>
@@ -230,7 +218,7 @@
           <w:b w:val="0"/>
           <w:sz w:val="21"/>
         </w:rPr>
-        <w:t>그래미 어워드 후보 지명 및 빌보드 차트 최상위권을 장악하였으며, 대중음악 평단으로부터 '상실의 슬픔을 가장 품격 있고 찬란한 멜로디로 승화시킨 명작'이라는 역사적 평가를 받았습니다.</w:t>
+        <w:t>대형 시상식의 트로피를 뛰어넘어, 비틀즈 생존 멤버들이 비극적 상실 앞에 다시 모여 이룩한 화해와 추모의 기록으로서 대중음악사에서 가장 숭고한 헌정 앨범 중 하나로 평단의 절대적인 찬사와 공인을 받았습니다.</w:t>
       </w:r>
     </w:p>
     <w:p>
@@ -337,7 +325,7 @@
           <w:b w:val="0"/>
           <w:sz w:val="21"/>
         </w:rPr>
-        <w:t>솔로 (The Beatles, Traveling Wilburys 멤버)</w:t>
+        <w:t>솔로 (비틀즈 / The Beatles, 트래블링 윌버리스 / Traveling Wilburys)</w:t>
       </w:r>
     </w:p>
     <w:p>
@@ -368,7 +356,7 @@
           <w:b w:val="0"/>
           <w:sz w:val="21"/>
         </w:rPr>
-        <w:t>비틀즈의 리드 기타리스트이자 '조용한 비틀(Quiet Beatle)'로 불리며, 서구 록 음악에 동양 철학과 인도 음악의 영성을 접목해 독자적인 지평을 열어젖힌 거장입니다. 특유의 유려하고 서정적인 슬라이드 기타 주법과 삶의 본질을 관조하는 철학적인 노랫말로 팝 음악을 순수 예술의 경지로 끌어올렸습니다. 솔로 전향 후에도 역사적인 명반들을 탄생시키며 대중음악사에서 가장 깊이 있는 영혼을 지닌 싱어송라이터 중 한 명으로 추앙받고 있습니다.</w:t>
+        <w:t>20세기 문화사의 정점이었던 비틀즈의 리드 기타리스트이자, 팝 음악에 동양 철학과 힌두 사상을 수혈하여 대중음악의 지평을 영적 영역으로 확장한 선구적 거장입니다. 특유의 청명하고 둥근 톤의 슬라이드 기타 연주와 인간에 대한 깊은 연민을 담은 노랫말로 시대를 초월해 존경받는 위대한 싱어송라이터입니다.</w:t>
       </w:r>
     </w:p>
     <w:p>
@@ -413,7 +401,7 @@
           <w:b w:val="0"/>
           <w:sz w:val="21"/>
         </w:rPr>
-        <w:t>본작은 1980년대 초반, 뉴웨이브와 신스팝의 범람 속에서 전통적인 멜로디의 품격과 어쿠스틱 록의 질감을 고수해 낸 의미 깊은 작품입니다. 무엇보다 존 레논의 부고 이후 생존해 있던 세 명의 비틀(조지 해리슨, 폴 매카트니, 링고 스타)이 "All Those Years Ago"라는 한 곡 안에서 연주와 코러스로 다시 뭉침으로써 비틀즈의 유산을 기리고 애도한 역사적인 결집점으로서 독보적인 가치를 지닙니다.</w:t>
+        <w:t>거대 음반 산업의 획일화된 상업주의에 맞서 아티스트 고유의 작가주의를 지켜낸 기록이자, 존 레넌의 서거 이후 비틀즈라는 거대한 유산이 겪어야 했던 애통함과 남겨진 이들의 끈끈한 형제애를 음악으로 승화시킨 1980년대 팝 음악사의 중대한 이정표입니다.</w:t>
       </w:r>
     </w:p>
     <w:p>
@@ -444,7 +432,7 @@
           <w:b w:val="0"/>
           <w:sz w:val="21"/>
         </w:rPr>
-        <w:t>1980년 12월 8일 존 레논의 비극적인 피격 사건은 전 세계 음악 청년들에게 씻을 수 없는 상실감과 절망을 안겨주었습니다. 이 음반은 그 거대한 시대적 충격과 슬픔을 분노가 아닌 사랑, 그리고 회상을 통한 치유의 메시지로 보듬어 안았습니다. 냉랭해져 가던 80년대 초의 세기말적 징후 속에서 순수했던 60년대의 이상과 우정을 되새기게 해 준, 당대 청춘들의 가슴을 따스하게 어루만진 시대의 위로곡입니다.</w:t>
+        <w:t>냉전의 불안과 자본주의의 물신화가 가속화되던 1980년대 초입, 존 레넌의 죽음은 1960~70년대를 관통하며 사랑과 평화를 외쳤던 청춘들에게 지울 수 없는 환멸과 공허를 남겼습니다. 이 앨범은 그 상실의 잿더미 위에서 세파에 지친 당대인들에게 띄운 한 편의 온유한 위로서이자 영혼의 안식처였습니다.</w:t>
       </w:r>
     </w:p>
     <w:p>
@@ -489,7 +477,7 @@
           <w:b w:val="0"/>
           <w:sz w:val="21"/>
         </w:rPr>
-        <w:t>존 레논을 향한 비틀즈 동료들의 절절한 헌사이자 경쾌한 로커빌리 리듬 뒤편으로 짙은 그리움이 묻어나는 불멸의 명곡 "All Those Years Ago", 조지 특유의 유려한 슬라이드 기타와 영적 성찰이 깊은 감동을 전하는 발라드 "Life Itself", 경쾌한 팝 감각의 "Teardrops", 호기 카마이클의 고전을 우아하게 재해석한 "Baltimore Oriole"과 "Hong Kong Blues"에 이르기까지 다채롭고 성숙한 음악적 스펙트럼을 보여줍니다.</w:t>
+        <w:t>존 레넌을 추모하며 밝은 멜로디 속에 비통한 슬픔을 역설적으로 감추어 둔 희대의 명곡 'All Those Years Ago', 신과 영혼의 교감을 순백의 멜로디로 수놓은 서정시 'Life Itself', 호기 카마이클의 스탠더드를 위트 있게 재해석한 'Baltimore Oriole', 음반사의 횡포를 날카롭고 유머러스하게 풍자한 'Blood from a Clone' 등 위트와 숭고함이 공존합니다.</w:t>
       </w:r>
     </w:p>
     <w:p>
@@ -520,7 +508,7 @@
           <w:b w:val="0"/>
           <w:sz w:val="21"/>
         </w:rPr>
-        <w:t>진공관 앰프의 예열된 불빛 아래 턴테이블의 바늘이 소리골을 탈 때, 조지 해리슨의 시그니처인 슬라이드 기타 톤이 그리는 부드러운 곡선과 링고 스타의 담백한 스네어 드럼 타격감이 아날로그 특유의 포근한 공간감으로 살아납니다. 특히 백코러스로 쌓아 올린 폴과 린다 매카트니의 보컬 하모니가 바이닐 특유의 두터운 질감과 어우러져 깊은 잔향을 남기므로 차분한 밤 시간의 청음을 권합니다.</w:t>
+        <w:t>턴테이블의 바늘이 소리골을 타고 내려앉을 때 피어나는 특유의 아날로그 질감은 조지 해리슨의 섬세한 슬라이드 기타 톤에 온기를 불어넣습니다. 진공관 앰프를 통해 증폭되는 따스한 중저역의 베이스 라인과 어쿠스틱 기타의 공명은 디지털 음원에서는 결코 맛볼 수 없는 깊은 공간감과 인간적인 숨결을 오롯이 전달합니다.</w:t>
       </w:r>
     </w:p>
     <w:p>
@@ -551,7 +539,7 @@
           <w:b w:val="0"/>
           <w:sz w:val="21"/>
         </w:rPr>
-        <w:t>비틀즈의 역사가 또 다른 형태로 숨 쉬고 있는 감동적인 기념비이자, 초판 자켓의 변경 비화 등 록 역사상 수많은 화제를 낳았던 상징적인 앨범입니다. 음악사에서 가장 위대했던 우정의 순간을 아날로그 사운드의 미학으로 간직할 수 있다는 점에서 LP 컬렉터라면 결코 놓칠 수 없는 필청 음반입니다.</w:t>
+        <w:t>음반의 기획부터 발매에 이르기까지 깃든 드라마틱한 스토리, 비틀즈 멤버들이 오랜만에 한 스튜디오에서 빚어낸 역사적 화음, 그리고 영국 런던 테이트 갤러리 앞의 조지를 담은 상징적인 커버 아트까지 고루 갖추어 클래식 록 및 LP 컬렉터라면 결코 놓칠 수 없는 귀중한 아날로그 명반입니다.</w:t>
       </w:r>
     </w:p>
     <w:p>
@@ -565,7 +553,7 @@
           <w:color w:val="4338CA"/>
           <w:sz w:val="21"/>
         </w:rPr>
-        <w:t>이 음반을 통해 시대를 초월하여 흐르는 오랜 우정의 온기와 조지 해리슨의 서정적인 현악이 전해주는 감동을 다시 한번 경험해 보시는 것은 어떨까요?</w:t>
+        <w:t>이 음반을 통해 비극의 시대를 지나며 더욱 영롱하게 피어난 조지 해리슨의 진솔한 선율과 오랜 우정이 전해주는 감동을 다시 한번 경험해 보시는 것은 어떨까요?</w:t>
       </w:r>
     </w:p>
     <w:sectPr>
